--- a/docs/formatted_documents/docx/RESEARCH_PAPER_DRAFT.docx
+++ b/docs/formatted_documents/docx/RESEARCH_PAPER_DRAFT.docx
@@ -22,7 +22,7 @@
     <w:p/>
     <w:p>
       <w:r>
-        <w:t>Multimodal, Local-First Learning-Disorder Screening and Educational Support Using Handwriting, Speech, Text, Behavior, and Eye-Tracking Signals</w:t>
+        <w:t>Multimodal, Local-First Learning-Disorder Screening and Educational Support Using Speech, Text, Behavior, Eye-Tracking, and Biomarker Signals</w:t>
       </w:r>
     </w:p>
     <w:p/>
@@ -37,7 +37,7 @@
     <w:p/>
     <w:p>
       <w:r>
-        <w:t>This project presents a multimodal, local-first learning-disorder support platform designed for screening, educational feedback, and intervention planning. Dyslexia is the main use case, but the architecture is framed more broadly so the same pipeline can support related learning-disorder workflows. The system combines handwriting images, spoken reading samples, character-level text, reading-behavior features, eye-tracking metrics, and biomarker tables into a unified workflow. Rather than treating the problem as a single-feature classification task, the architecture supports multiple input branches and several fusion strategies, including concatenation and attention-based multimodal fusion. The platform also includes explainability utilities, teacher/parent/student explanation generation, speech-therapy scoring, personalized intervention planning, and browser-based record keeping. The repository is intentionally structured to support Bengali, English, and multilingual settings, with explicit support for low-resource adaptation and local deployment. This draft paper describes the project problem space, architecture, model families, training strategy, and research directions. It is intended as a foundation for a formal publication, experimental report, or thesis chapter rather than as a claim of final benchmark performance.</w:t>
+        <w:t>This project presents a multimodal, local-first learning-disorder support platform designed for screening, educational feedback, and intervention planning. Dyslexia is the main use case, but the architecture is framed more broadly so the same pipeline can support related learning-disorder workflows. The active deployed system combines spoken reading samples, character-level text, reading-behavior features, eye-tracking metrics, and biomarker tables into a unified workflow. Archived handwriting-related materials remain available for research comparison, but they are not part of the deployed feature set. Rather than treating the problem as a single-feature classification task, the architecture supports multiple input branches and several fusion strategies, including concatenation and attention-based multimodal fusion. The platform also includes explainability utilities, teacher/parent/student explanation generation, speech-therapy scoring, personalized intervention planning, and browser-based record keeping. The repository is intentionally structured to support Bengali, English, and multilingual settings, with explicit support for low-resource adaptation and local deployment. This draft paper describes the project problem space, architecture, model families, training strategy, and research directions. It is intended as a foundation for a formal publication, experimental report, or thesis chapter rather than as a claim of final benchmark performance.</w:t>
       </w:r>
     </w:p>
     <w:p/>
@@ -52,7 +52,7 @@
     <w:p/>
     <w:p>
       <w:r>
-        <w:t>learning disorders, dyslexia, multimodal learning, low-resource AI, explainable AI, educational technology, eye tracking, handwriting analysis, speech analysis, Bengali NLP</w:t>
+        <w:t>learning disorders, dyslexia, multimodal learning, low-resource AI, explainable AI, educational technology, eye tracking, speech analysis, Bengali NLP</w:t>
       </w:r>
     </w:p>
     <w:p/>
@@ -67,7 +67,7 @@
     <w:p/>
     <w:p>
       <w:r>
-        <w:t>Learning-disorder related difficulty is often reflected across several educational signals rather than one isolated signal. A learner may show handwriting irregularities, reading hesitation, pronunciation errors, slower reading speed, or eye-movement patterns that suggest a need for additional support. This project was built to represent that reality directly in software.</w:t>
+        <w:t>Learning-disorder related difficulty is often reflected across several educational signals rather than one isolated signal. A learner may show reading hesitation, pronunciation errors, slower reading speed, or eye-movement patterns that suggest a need for additional support. This project was built to represent that reality directly in software, while keeping archived handwriting materials available only for research comparison.</w:t>
       </w:r>
     </w:p>
     <w:p/>
@@ -260,7 +260,7 @@
           </w:tcPr>
           <w:p>
             <w:r>
-              <w:t>Combines handwriting, audio, text, and behavior signals for learning-disorder support</w:t>
+              <w:t>Combines speech, text, behavior, eye-tracking, and biomarker signals for learning-disorder support</w:t>
             </w:r>
           </w:p>
         </w:tc>
@@ -456,7 +456,7 @@
         <w:ind w:left="0"/>
       </w:pPr>
       <w:r>
-        <w:t>handwriting anomaly and dysgraphia analysis</w:t>
+        <w:t>archived handwriting anomaly and dysgraphia analysis</w:t>
       </w:r>
     </w:p>
     <w:p>
@@ -505,7 +505,7 @@
         <w:ind w:left="0"/>
       </w:pPr>
       <w:r>
-        <w:t>handwriting images</w:t>
+        <w:t>archived handwriting images</w:t>
       </w:r>
     </w:p>
     <w:p>
@@ -903,7 +903,7 @@
         <w:ind w:left="0"/>
       </w:pPr>
       <w:r>
-        <w:t>handwriting path</w:t>
+        <w:t>handwriting path (archived research column)</w:t>
       </w:r>
     </w:p>
     <w:p>
@@ -960,7 +960,7 @@
     <w:p/>
     <w:p>
       <w:r>
-        <w:t>Handwriting images are normalized to a fixed grayscale canvas. Audio is converted to a fixed-size spectral representation. Text is normalized at the character level, which is particularly important for multilingual or low-resource settings. Numeric behavior features are passed directly as a compact vector.</w:t>
+        <w:t>Archived handwriting images are normalized to a fixed grayscale canvas. Audio is converted to a fixed-size spectral representation. Text is normalized at the character level, which is particularly important for multilingual or low-resource settings. Numeric behavior features are passed directly as a compact vector.</w:t>
       </w:r>
     </w:p>
     <w:p/>
@@ -1225,7 +1225,7 @@
           </w:tcPr>
           <w:p>
             <w:r>
-              <w:t>Use patch-based handwriting encoding</w:t>
+              <w:t>Use patch-based visual encoding</w:t>
             </w:r>
           </w:p>
         </w:tc>
@@ -1395,7 +1395,7 @@
     <w:p/>
     <w:p>
       <w:r>
-        <w:t>In the context of this project, this is important because a learner may show a strong signal in handwriting but a weaker one in audio, or vice versa.</w:t>
+        <w:t>In the context of this project, this is important because a learner may show a strong signal in one active modality but a weaker one in another, or vice versa.</w:t>
       </w:r>
     </w:p>
     <w:p/>
@@ -1420,7 +1420,7 @@
         <w:ind w:left="0"/>
       </w:pPr>
       <w:r>
-        <w:t>Grad-CAM for handwriting images</w:t>
+        <w:t>Grad-CAM for archived image branches</w:t>
       </w:r>
     </w:p>
     <w:p>
